--- a/国开社OPC申报/OPC方向教材建设申报表_智能财务综合实训.docx
+++ b/国开社OPC申报/OPC方向教材建设申报表_智能财务综合实训.docx
@@ -617,7 +617,7 @@
         <w:rPr>
           <w:rFonts w:hint="eastAsia"/>
         </w:rPr>
-        <w:t xml:space="preserve">本教材面向财务会计类专业的实训课程，以”智能体承担岗位任务，学生负责授权、验收和留痕”为设计主线。教材以一家商贸公司一个月的真实经营业务为案例，学生在模拟岗位中完成报销、应收、对账、凭证、报表等工作。每个项目中，智能体负责执行具体的数据处理和文件工作；学生负责编写任务单、设置智能体的访问权限和操作边界、逐项验收结果，并留下任务单、权限表、验收记录等可追溯的材料。</w:t>
+        <w:t xml:space="preserve">本教材面向财务会计类专业的实训课程，以”智能体承担岗位任务，学生负责授权、验收和留痕”为设计主线。全书以一家商贸公司一个月的业务为背景，学生在模拟岗位中完成报销、应收、对账、凭证、报表等工作。每个项目都是一项可以动手完成的工作任务，学生在任务中学会操作智能体。</w:t>
       </w:r>
     </w:p>
     <w:p>
@@ -625,6 +625,46 @@
         <w:pStyle w:val="BodyText"/>
       </w:pPr>
       <w:r>
+        <w:rPr>
+          <w:rFonts w:hint="eastAsia"/>
+        </w:rPr>
+        <w:t xml:space="preserve">教材的会计知识只保留完成任务所需的部分。每个项目仅配一张不超过</w:t>
+      </w:r>
+      <w:r>
+        <w:t xml:space="preserve"> 300 </w:t>
+      </w:r>
+      <w:r>
+        <w:rPr>
+          <w:rFonts w:hint="eastAsia"/>
+        </w:rPr>
+        <w:t xml:space="preserve">字的知识卡片，用于判断智能体的输出是否正确，不讲原理推导。理论讲解每项目不超过</w:t>
+      </w:r>
+      <w:r>
+        <w:t xml:space="preserve"> 1 </w:t>
+      </w:r>
+      <w:r>
+        <w:rPr>
+          <w:rFonts w:hint="eastAsia"/>
+        </w:rPr>
+        <w:t xml:space="preserve">学时，全书约占总学时的四分之一，其余学时用于操作、核验和留痕。</w:t>
+      </w:r>
+    </w:p>
+    <w:p>
+      <w:pPr>
+        <w:pStyle w:val="BodyText"/>
+      </w:pPr>
+      <w:r>
+        <w:rPr>
+          <w:rFonts w:hint="eastAsia"/>
+        </w:rPr>
+        <w:t xml:space="preserve">每个项目中，智能体负责读取文件、批量处理、生成草稿；学生负责写任务单、设置权限、对照验收清单逐条检查，并提交任务单、权限表、验收记录等材料。</w:t>
+      </w:r>
+    </w:p>
+    <w:p>
+      <w:pPr>
+        <w:pStyle w:val="BodyText"/>
+      </w:pPr>
+      <w:r>
         <w:t xml:space="preserve">2026 </w:t>
       </w:r>
       <w:r>
@@ -640,7 +680,7 @@
         <w:rPr>
           <w:rFonts w:hint="eastAsia"/>
         </w:rPr>
-        <w:t xml:space="preserve">WorkBuddy、豆包工作为代表的桌面智能体能够读取授权文件夹、批量处理票据和表格、跨软件执行任务。财务工作由此从”人自己操作软件”转向”人授权、验收智能体”。本教材按这一工作方式设计训练，使学生学会分配任务、控制权限和判断结果。</w:t>
+        <w:t xml:space="preserve">WorkBuddy、豆包工作为代表的桌面智能体能够读取授权文件夹、批量处理票据和表格、跨软件执行任务。财务工作由此从”人自己操作软件”转向”人授权、验收智能体”。</w:t>
       </w:r>
     </w:p>
     <w:p>
@@ -651,18 +691,7 @@
         <w:rPr>
           <w:rFonts w:hint="eastAsia"/>
         </w:rPr>
-        <w:t xml:space="preserve">教材不涉及编程，工具以低代码智能体、多模态识别和大模型助手为主。理论讲解占比不超过三分之一，其余为操作与复核训练。</w:t>
-      </w:r>
-    </w:p>
-    <w:p>
-      <w:pPr>
-        <w:pStyle w:val="BodyText"/>
-      </w:pPr>
-      <w:r>
-        <w:rPr>
-          <w:rFonts w:hint="eastAsia"/>
-        </w:rPr>
-        <w:t xml:space="preserve">教材依据财政部会计数智化相关征求意见稿中关于人工智能应用清单、人工复核、记录可追溯的要求组织训练内容，正式文件发布后将对照修订。</w:t>
+        <w:t xml:space="preserve">教材不涉及编程，工具以低代码智能体、多模态识别和大模型助手为主。教材依据财政部会计数智化相关征求意见稿中关于人工智能应用清单、人工复核、记录可追溯的要求组织训练内容，正式文件发布后将对照修订。</w:t>
       </w:r>
     </w:p>
     <w:p>
@@ -1215,7 +1244,34 @@
         <w:rPr>
           <w:rFonts w:hint="eastAsia"/>
         </w:rPr>
-        <w:t xml:space="preserve">学时。每个项目均明确三件事：智能体做什么、学生做什么、留下什么记录。</w:t>
+        <w:t xml:space="preserve">学时。每个项目按”读任务单—设权限—智能体执行—对照清单验收—留痕”的顺序进行。理论讲解每项目不超过</w:t>
+      </w:r>
+      <w:r>
+        <w:t xml:space="preserve"> 1 </w:t>
+      </w:r>
+      <w:r>
+        <w:rPr>
+          <w:rFonts w:hint="eastAsia"/>
+        </w:rPr>
+        <w:t xml:space="preserve">学时，共</w:t>
+      </w:r>
+      <w:r>
+        <w:t xml:space="preserve"> 13 </w:t>
+      </w:r>
+      <w:r>
+        <w:rPr>
+          <w:rFonts w:hint="eastAsia"/>
+        </w:rPr>
+        <w:t xml:space="preserve">学时，约占</w:t>
+      </w:r>
+      <w:r>
+        <w:t xml:space="preserve"> </w:t>
+      </w:r>
+      <w:r>
+        <w:rPr>
+          <w:rFonts w:hint="eastAsia"/>
+        </w:rPr>
+        <w:t xml:space="preserve">27%，其余为操作与核验。</w:t>
       </w:r>
     </w:p>
     <w:tbl>
@@ -1275,21 +1331,21 @@
               <w:rPr>
                 <w:rFonts w:hint="eastAsia"/>
               </w:rPr>
-              <w:t xml:space="preserve">智能体承担的工作</w:t>
-            </w:r>
-          </w:p>
-        </w:tc>
-        <w:tc>
-          <w:tcPr/>
-          <w:p>
-            <w:pPr>
-              <w:pStyle w:val="Compact"/>
-            </w:pPr>
-            <w:r>
-              <w:rPr>
-                <w:rFonts w:hint="eastAsia"/>
-              </w:rPr>
-              <w:t xml:space="preserve">学生负责</w:t>
+              <w:t xml:space="preserve">学生动手操作</w:t>
+            </w:r>
+          </w:p>
+        </w:tc>
+        <w:tc>
+          <w:tcPr/>
+          <w:p>
+            <w:pPr>
+              <w:pStyle w:val="Compact"/>
+            </w:pPr>
+            <w:r>
+              <w:rPr>
+                <w:rFonts w:hint="eastAsia"/>
+              </w:rPr>
+              <w:t xml:space="preserve">智能体承担</w:t>
             </w:r>
           </w:p>
         </w:tc>
@@ -1358,21 +1414,21 @@
               <w:rPr>
                 <w:rFonts w:hint="eastAsia"/>
               </w:rPr>
-              <w:t xml:space="preserve">说明可访问的文件范围</w:t>
-            </w:r>
-          </w:p>
-        </w:tc>
-        <w:tc>
-          <w:tcPr/>
-          <w:p>
-            <w:pPr>
-              <w:pStyle w:val="Compact"/>
-            </w:pPr>
-            <w:r>
-              <w:rPr>
-                <w:rFonts w:hint="eastAsia"/>
-              </w:rPr>
-              <w:t xml:space="preserve">划定授权文件夹，设定需确认的操作</w:t>
+              <w:t xml:space="preserve">在授权文件夹放入样例资料，设置可读、可写和需确认的操作</w:t>
+            </w:r>
+          </w:p>
+        </w:tc>
+        <w:tc>
+          <w:tcPr/>
+          <w:p>
+            <w:pPr>
+              <w:pStyle w:val="Compact"/>
+            </w:pPr>
+            <w:r>
+              <w:rPr>
+                <w:rFonts w:hint="eastAsia"/>
+              </w:rPr>
+              <w:t xml:space="preserve">读取授权范围内的文件，列出可访问清单</w:t>
             </w:r>
           </w:p>
         </w:tc>
@@ -1438,21 +1494,21 @@
               <w:rPr>
                 <w:rFonts w:hint="eastAsia"/>
               </w:rPr>
-              <w:t xml:space="preserve">把岗位需求整理为任务单初稿</w:t>
-            </w:r>
-          </w:p>
-        </w:tc>
-        <w:tc>
-          <w:tcPr/>
-          <w:p>
-            <w:pPr>
-              <w:pStyle w:val="Compact"/>
-            </w:pPr>
-            <w:r>
-              <w:rPr>
-                <w:rFonts w:hint="eastAsia"/>
-              </w:rPr>
-              <w:t xml:space="preserve">补充目标、输入、输出和验收标准</w:t>
+              <w:t xml:space="preserve">按模板把”月末对账”等需求写成任务单，写清输入、输出和验收标准</w:t>
+            </w:r>
+          </w:p>
+        </w:tc>
+        <w:tc>
+          <w:tcPr/>
+          <w:p>
+            <w:pPr>
+              <w:pStyle w:val="Compact"/>
+            </w:pPr>
+            <w:r>
+              <w:rPr>
+                <w:rFonts w:hint="eastAsia"/>
+              </w:rPr>
+              <w:t xml:space="preserve">按任务单生成执行计划初稿</w:t>
             </w:r>
           </w:p>
         </w:tc>
@@ -1518,30 +1574,33 @@
               <w:rPr>
                 <w:rFonts w:hint="eastAsia"/>
               </w:rPr>
-              <w:t xml:space="preserve">识别票据，生成台账并归档</w:t>
-            </w:r>
-          </w:p>
-        </w:tc>
-        <w:tc>
-          <w:tcPr/>
-          <w:p>
-            <w:pPr>
-              <w:pStyle w:val="Compact"/>
-            </w:pPr>
-            <w:r>
-              <w:rPr>
-                <w:rFonts w:hint="eastAsia"/>
-              </w:rPr>
-              <w:t xml:space="preserve">抽查</w:t>
-            </w:r>
-            <w:r>
-              <w:t xml:space="preserve"> </w:t>
-            </w:r>
-            <w:r>
-              <w:rPr>
-                <w:rFonts w:hint="eastAsia"/>
-              </w:rPr>
-              <w:t xml:space="preserve">10%，统计识别错误</w:t>
+              <w:t xml:space="preserve">用</w:t>
+            </w:r>
+            <w:r>
+              <w:t xml:space="preserve"> 50 </w:t>
+            </w:r>
+            <w:r>
+              <w:rPr>
+                <w:rFonts w:hint="eastAsia"/>
+              </w:rPr>
+              <w:t xml:space="preserve">张样例票据运行识别，按台账抽查</w:t>
+            </w:r>
+            <w:r>
+              <w:t xml:space="preserve"> 10%</w:t>
+            </w:r>
+          </w:p>
+        </w:tc>
+        <w:tc>
+          <w:tcPr/>
+          <w:p>
+            <w:pPr>
+              <w:pStyle w:val="Compact"/>
+            </w:pPr>
+            <w:r>
+              <w:rPr>
+                <w:rFonts w:hint="eastAsia"/>
+              </w:rPr>
+              <w:t xml:space="preserve">识别票据图片，生成台账并归档</w:t>
             </w:r>
           </w:p>
         </w:tc>
@@ -1607,21 +1666,21 @@
               <w:rPr>
                 <w:rFonts w:hint="eastAsia"/>
               </w:rPr>
-              <w:t xml:space="preserve">比对订单、入库单、发票，生成差异表</w:t>
-            </w:r>
-          </w:p>
-        </w:tc>
-        <w:tc>
-          <w:tcPr/>
-          <w:p>
-            <w:pPr>
-              <w:pStyle w:val="Compact"/>
-            </w:pPr>
-            <w:r>
-              <w:rPr>
-                <w:rFonts w:hint="eastAsia"/>
-              </w:rPr>
-              <w:t xml:space="preserve">判断每条差异的处理方式</w:t>
+              <w:t xml:space="preserve">用样例订单、入库单、发票比对，填写每条差异的原因</w:t>
+            </w:r>
+          </w:p>
+        </w:tc>
+        <w:tc>
+          <w:tcPr/>
+          <w:p>
+            <w:pPr>
+              <w:pStyle w:val="Compact"/>
+            </w:pPr>
+            <w:r>
+              <w:rPr>
+                <w:rFonts w:hint="eastAsia"/>
+              </w:rPr>
+              <w:t xml:space="preserve">比对三单，生成差异表</w:t>
             </w:r>
           </w:p>
         </w:tc>
@@ -1687,21 +1746,21 @@
               <w:rPr>
                 <w:rFonts w:hint="eastAsia"/>
               </w:rPr>
+              <w:t xml:space="preserve">对照报销制度表，逐张判断通过或退回，写明理由</w:t>
+            </w:r>
+          </w:p>
+        </w:tc>
+        <w:tc>
+          <w:tcPr/>
+          <w:p>
+            <w:pPr>
+              <w:pStyle w:val="Compact"/>
+            </w:pPr>
+            <w:r>
+              <w:rPr>
+                <w:rFonts w:hint="eastAsia"/>
+              </w:rPr>
               <w:t xml:space="preserve">按制度表审单，标出疑点</w:t>
-            </w:r>
-          </w:p>
-        </w:tc>
-        <w:tc>
-          <w:tcPr/>
-          <w:p>
-            <w:pPr>
-              <w:pStyle w:val="Compact"/>
-            </w:pPr>
-            <w:r>
-              <w:rPr>
-                <w:rFonts w:hint="eastAsia"/>
-              </w:rPr>
-              <w:t xml:space="preserve">逐条决定通过或退回</w:t>
             </w:r>
           </w:p>
         </w:tc>
@@ -1767,21 +1826,21 @@
               <w:rPr>
                 <w:rFonts w:hint="eastAsia"/>
               </w:rPr>
+              <w:t xml:space="preserve">确定催款对象和语气，修改催款函后决定是否发出</w:t>
+            </w:r>
+          </w:p>
+        </w:tc>
+        <w:tc>
+          <w:tcPr/>
+          <w:p>
+            <w:pPr>
+              <w:pStyle w:val="Compact"/>
+            </w:pPr>
+            <w:r>
+              <w:rPr>
+                <w:rFonts w:hint="eastAsia"/>
+              </w:rPr>
               <w:t xml:space="preserve">按账龄生成催款函和发送计划</w:t>
-            </w:r>
-          </w:p>
-        </w:tc>
-        <w:tc>
-          <w:tcPr/>
-          <w:p>
-            <w:pPr>
-              <w:pStyle w:val="Compact"/>
-            </w:pPr>
-            <w:r>
-              <w:rPr>
-                <w:rFonts w:hint="eastAsia"/>
-              </w:rPr>
-              <w:t xml:space="preserve">确认对象、语气，决定是否发出</w:t>
             </w:r>
           </w:p>
         </w:tc>
@@ -1847,21 +1906,21 @@
               <w:rPr>
                 <w:rFonts w:hint="eastAsia"/>
               </w:rPr>
+              <w:t xml:space="preserve">对照流水与日记账，核实未达账项，修正调节表</w:t>
+            </w:r>
+          </w:p>
+        </w:tc>
+        <w:tc>
+          <w:tcPr/>
+          <w:p>
+            <w:pPr>
+              <w:pStyle w:val="Compact"/>
+            </w:pPr>
+            <w:r>
+              <w:rPr>
+                <w:rFonts w:hint="eastAsia"/>
+              </w:rPr>
               <w:t xml:space="preserve">匹配流水与日记账，生成调节表草稿</w:t>
-            </w:r>
-          </w:p>
-        </w:tc>
-        <w:tc>
-          <w:tcPr/>
-          <w:p>
-            <w:pPr>
-              <w:pStyle w:val="Compact"/>
-            </w:pPr>
-            <w:r>
-              <w:rPr>
-                <w:rFonts w:hint="eastAsia"/>
-              </w:rPr>
-              <w:t xml:space="preserve">核实未达账项</w:t>
             </w:r>
           </w:p>
         </w:tc>
@@ -1927,21 +1986,21 @@
               <w:rPr>
                 <w:rFonts w:hint="eastAsia"/>
               </w:rPr>
+              <w:t xml:space="preserve">对照考勤记录，逐个确认异常原因并签字批准</w:t>
+            </w:r>
+          </w:p>
+        </w:tc>
+        <w:tc>
+          <w:tcPr/>
+          <w:p>
+            <w:pPr>
+              <w:pStyle w:val="Compact"/>
+            </w:pPr>
+            <w:r>
+              <w:rPr>
+                <w:rFonts w:hint="eastAsia"/>
+              </w:rPr>
               <w:t xml:space="preserve">比对考勤与工资表，找出异常</w:t>
-            </w:r>
-          </w:p>
-        </w:tc>
-        <w:tc>
-          <w:tcPr/>
-          <w:p>
-            <w:pPr>
-              <w:pStyle w:val="Compact"/>
-            </w:pPr>
-            <w:r>
-              <w:rPr>
-                <w:rFonts w:hint="eastAsia"/>
-              </w:rPr>
-              <w:t xml:space="preserve">确认原因，批准发放</w:t>
             </w:r>
           </w:p>
         </w:tc>
@@ -2007,21 +2066,21 @@
               <w:rPr>
                 <w:rFonts w:hint="eastAsia"/>
               </w:rPr>
-              <w:t xml:space="preserve">根据业务清单生成记账凭证</w:t>
-            </w:r>
-          </w:p>
-        </w:tc>
-        <w:tc>
-          <w:tcPr/>
-          <w:p>
-            <w:pPr>
-              <w:pStyle w:val="Compact"/>
-            </w:pPr>
-            <w:r>
-              <w:rPr>
-                <w:rFonts w:hint="eastAsia"/>
-              </w:rPr>
-              <w:t xml:space="preserve">检查借贷平衡与科目</w:t>
+              <w:t xml:space="preserve">对照业务清单和科目表，检查借贷金额和科目</w:t>
+            </w:r>
+          </w:p>
+        </w:tc>
+        <w:tc>
+          <w:tcPr/>
+          <w:p>
+            <w:pPr>
+              <w:pStyle w:val="Compact"/>
+            </w:pPr>
+            <w:r>
+              <w:rPr>
+                <w:rFonts w:hint="eastAsia"/>
+              </w:rPr>
+              <w:t xml:space="preserve">根据业务清单生成记账凭证草稿</w:t>
             </w:r>
           </w:p>
         </w:tc>
@@ -2087,21 +2146,21 @@
               <w:rPr>
                 <w:rFonts w:hint="eastAsia"/>
               </w:rPr>
+              <w:t xml:space="preserve">对照教师给出的抵扣规则表，判断每张发票能否抵扣</w:t>
+            </w:r>
+          </w:p>
+        </w:tc>
+        <w:tc>
+          <w:tcPr/>
+          <w:p>
+            <w:pPr>
+              <w:pStyle w:val="Compact"/>
+            </w:pPr>
+            <w:r>
+              <w:rPr>
+                <w:rFonts w:hint="eastAsia"/>
+              </w:rPr>
               <w:t xml:space="preserve">比对进项清单与勾选记录</w:t>
-            </w:r>
-          </w:p>
-        </w:tc>
-        <w:tc>
-          <w:tcPr/>
-          <w:p>
-            <w:pPr>
-              <w:pStyle w:val="Compact"/>
-            </w:pPr>
-            <w:r>
-              <w:rPr>
-                <w:rFonts w:hint="eastAsia"/>
-              </w:rPr>
-              <w:t xml:space="preserve">判断能否抵扣</w:t>
             </w:r>
           </w:p>
         </w:tc>
@@ -2167,21 +2226,21 @@
               <w:rPr>
                 <w:rFonts w:hint="eastAsia"/>
               </w:rPr>
-              <w:t xml:space="preserve">试算平衡，生成检查报告</w:t>
-            </w:r>
-          </w:p>
-        </w:tc>
-        <w:tc>
-          <w:tcPr/>
-          <w:p>
-            <w:pPr>
-              <w:pStyle w:val="Compact"/>
-            </w:pPr>
-            <w:r>
-              <w:rPr>
-                <w:rFonts w:hint="eastAsia"/>
-              </w:rPr>
-              <w:t xml:space="preserve">解释差异，决定结账</w:t>
+              <w:t xml:space="preserve">查看试算平衡结果，解释每项差异，决定是否结账</w:t>
+            </w:r>
+          </w:p>
+        </w:tc>
+        <w:tc>
+          <w:tcPr/>
+          <w:p>
+            <w:pPr>
+              <w:pStyle w:val="Compact"/>
+            </w:pPr>
+            <w:r>
+              <w:rPr>
+                <w:rFonts w:hint="eastAsia"/>
+              </w:rPr>
+              <w:t xml:space="preserve">生成试算平衡表和检查报告</w:t>
             </w:r>
           </w:p>
         </w:tc>
@@ -2247,21 +2306,21 @@
               <w:rPr>
                 <w:rFonts w:hint="eastAsia"/>
               </w:rPr>
-              <w:t xml:space="preserve">生成三张报表草稿及勾稽关系</w:t>
-            </w:r>
-          </w:p>
-        </w:tc>
-        <w:tc>
-          <w:tcPr/>
-          <w:p>
-            <w:pPr>
-              <w:pStyle w:val="Compact"/>
-            </w:pPr>
-            <w:r>
-              <w:rPr>
-                <w:rFonts w:hint="eastAsia"/>
-              </w:rPr>
-              <w:t xml:space="preserve">逐个核对数字来源</w:t>
+              <w:t xml:space="preserve">用报表模板核对三张报表的数字来源，填写勾稽结果</w:t>
+            </w:r>
+          </w:p>
+        </w:tc>
+        <w:tc>
+          <w:tcPr/>
+          <w:p>
+            <w:pPr>
+              <w:pStyle w:val="Compact"/>
+            </w:pPr>
+            <w:r>
+              <w:rPr>
+                <w:rFonts w:hint="eastAsia"/>
+              </w:rPr>
+              <w:t xml:space="preserve">生成三张报表草稿</w:t>
             </w:r>
           </w:p>
         </w:tc>
@@ -2327,21 +2386,39 @@
               <w:rPr>
                 <w:rFonts w:hint="eastAsia"/>
               </w:rPr>
-              <w:t xml:space="preserve">把前面环节串成定时流程</w:t>
-            </w:r>
-          </w:p>
-        </w:tc>
-        <w:tc>
-          <w:tcPr/>
-          <w:p>
-            <w:pPr>
-              <w:pStyle w:val="Compact"/>
-            </w:pPr>
-            <w:r>
-              <w:rPr>
-                <w:rFonts w:hint="eastAsia"/>
-              </w:rPr>
-              <w:t xml:space="preserve">复盘哪些环节必须保留人工判断</w:t>
+              <w:t xml:space="preserve">把第</w:t>
+            </w:r>
+            <w:r>
+              <w:t xml:space="preserve"> 3 </w:t>
+            </w:r>
+            <w:r>
+              <w:rPr>
+                <w:rFonts w:hint="eastAsia"/>
+              </w:rPr>
+              <w:t xml:space="preserve">至</w:t>
+            </w:r>
+            <w:r>
+              <w:t xml:space="preserve"> 12 </w:t>
+            </w:r>
+            <w:r>
+              <w:rPr>
+                <w:rFonts w:hint="eastAsia"/>
+              </w:rPr>
+              <w:t xml:space="preserve">项的环节串成流程，设置人工确认节点</w:t>
+            </w:r>
+          </w:p>
+        </w:tc>
+        <w:tc>
+          <w:tcPr/>
+          <w:p>
+            <w:pPr>
+              <w:pStyle w:val="Compact"/>
+            </w:pPr>
+            <w:r>
+              <w:rPr>
+                <w:rFonts w:hint="eastAsia"/>
+              </w:rPr>
+              <w:t xml:space="preserve">按流程定时执行</w:t>
             </w:r>
           </w:p>
         </w:tc>
@@ -2467,7 +2544,7 @@
         <w:rPr>
           <w:rFonts w:hint="eastAsia"/>
         </w:rPr>
-        <w:t xml:space="preserve">：任务驱动，每个项目包含”任务单—权限设置—智能体执行—人工验收—留痕归档—复盘”六个环节。</w:t>
+        <w:t xml:space="preserve">：任务驱动。每个项目包含”任务单—权限设置—智能体执行—对照清单验收—留痕—复盘”六个环节，每个项目的成果都是学生提交的表格或材料。</w:t>
       </w:r>
     </w:p>
     <w:p>
@@ -2528,7 +2605,25 @@
         <w:rPr>
           <w:rFonts w:hint="eastAsia"/>
         </w:rPr>
-        <w:t xml:space="preserve">智能体承担执行，学生承担授权和验收，每个项目都明确”智能体做什么、学生做什么、留下什么记录”；</w:t>
+        <w:t xml:space="preserve">学生以操作为主，每个项目设置</w:t>
+      </w:r>
+      <w:r>
+        <w:t xml:space="preserve"> 3 </w:t>
+      </w:r>
+      <w:r>
+        <w:rPr>
+          <w:rFonts w:hint="eastAsia"/>
+        </w:rPr>
+        <w:t xml:space="preserve">至</w:t>
+      </w:r>
+      <w:r>
+        <w:t xml:space="preserve"> 5 </w:t>
+      </w:r>
+      <w:r>
+        <w:rPr>
+          <w:rFonts w:hint="eastAsia"/>
+        </w:rPr>
+        <w:t xml:space="preserve">条可检查的验收标准；</w:t>
       </w:r>
     </w:p>
     <w:p>
@@ -2543,16 +2638,16 @@
         <w:rPr>
           <w:rFonts w:hint="eastAsia"/>
         </w:rPr>
-        <w:t xml:space="preserve">以一家商贸公司一个月的业务为主线，13</w:t>
-      </w:r>
-      <w:r>
-        <w:t xml:space="preserve"> </w:t>
-      </w:r>
-      <w:r>
-        <w:rPr>
-          <w:rFonts w:hint="eastAsia"/>
-        </w:rPr>
-        <w:t xml:space="preserve">个项目前后衔接，学生在同一批数据上完成全流程；</w:t>
+        <w:t xml:space="preserve">同一批样例业务数据贯穿</w:t>
+      </w:r>
+      <w:r>
+        <w:t xml:space="preserve"> 13 </w:t>
+      </w:r>
+      <w:r>
+        <w:rPr>
+          <w:rFonts w:hint="eastAsia"/>
+        </w:rPr>
+        <w:t xml:space="preserve">个项目，学生在同一批数据上完成全流程；</w:t>
       </w:r>
     </w:p>
     <w:p>
@@ -2567,16 +2662,16 @@
         <w:rPr>
           <w:rFonts w:hint="eastAsia"/>
         </w:rPr>
-        <w:t xml:space="preserve">第</w:t>
-      </w:r>
-      <w:r>
-        <w:t xml:space="preserve"> 1 </w:t>
-      </w:r>
-      <w:r>
-        <w:rPr>
-          <w:rFonts w:hint="eastAsia"/>
-        </w:rPr>
-        <w:t xml:space="preserve">项目先设置权限，之后各项目都要求学生在任务单中写明授权范围；</w:t>
+        <w:t xml:space="preserve">会计知识以不超过</w:t>
+      </w:r>
+      <w:r>
+        <w:t xml:space="preserve"> 300 </w:t>
+      </w:r>
+      <w:r>
+        <w:rPr>
+          <w:rFonts w:hint="eastAsia"/>
+        </w:rPr>
+        <w:t xml:space="preserve">字的知识卡片给出，只保留判断结果所需的部分；</w:t>
       </w:r>
     </w:p>
     <w:p>
@@ -2591,7 +2686,16 @@
         <w:rPr>
           <w:rFonts w:hint="eastAsia"/>
         </w:rPr>
-        <w:t xml:space="preserve">理论讲解不超过全部学时的三分之一，其余为操作与复核训练；</w:t>
+        <w:t xml:space="preserve">第</w:t>
+      </w:r>
+      <w:r>
+        <w:t xml:space="preserve"> 1 </w:t>
+      </w:r>
+      <w:r>
+        <w:rPr>
+          <w:rFonts w:hint="eastAsia"/>
+        </w:rPr>
+        <w:t xml:space="preserve">项目先设置权限，之后各项目都要求学生在任务单中写明授权范围；</w:t>
       </w:r>
     </w:p>
     <w:p>
@@ -2606,7 +2710,7 @@
         <w:rPr>
           <w:rFonts w:hint="eastAsia"/>
         </w:rPr>
-        <w:t xml:space="preserve">案例以企业真实业务为原型，数据脱敏，注明来源与授权；</w:t>
+        <w:t xml:space="preserve">不涉及编程，全部工具为低代码、多模态和大模型助手；</w:t>
       </w:r>
     </w:p>
     <w:p>
@@ -2621,7 +2725,7 @@
         <w:rPr>
           <w:rFonts w:hint="eastAsia"/>
         </w:rPr>
-        <w:t xml:space="preserve">不涉及编程，全部工具为低代码、多模态和大模型助手。</w:t>
+        <w:t xml:space="preserve">案例以企业真实业务为原型，数据脱敏，注明来源与授权。</w:t>
       </w:r>
     </w:p>
     <w:bookmarkEnd w:id="16"/>
@@ -2671,7 +2775,7 @@
         <w:rPr>
           <w:rFonts w:hint="eastAsia"/>
         </w:rPr>
-        <w:t xml:space="preserve">：配套在线课程，按项目组织学习路径；</w:t>
+        <w:t xml:space="preserve">：按项目组织的操作学习路径；</w:t>
       </w:r>
     </w:p>
     <w:p>
@@ -2694,16 +2798,7 @@
         <w:rPr>
           <w:rFonts w:hint="eastAsia"/>
         </w:rPr>
-        <w:t xml:space="preserve">：每个项目配音频讲解（约</w:t>
-      </w:r>
-      <w:r>
-        <w:t xml:space="preserve"> 5 </w:t>
-      </w:r>
-      <w:r>
-        <w:rPr>
-          <w:rFonts w:hint="eastAsia"/>
-        </w:rPr>
-        <w:t xml:space="preserve">分钟）；</w:t>
+        <w:t xml:space="preserve">：每个项目配音频讲解，并提供知识卡片的语音版本；</w:t>
       </w:r>
     </w:p>
     <w:p>
@@ -2726,7 +2821,16 @@
         <w:rPr>
           <w:rFonts w:hint="eastAsia"/>
         </w:rPr>
-        <w:t xml:space="preserve">：每个项目配智能体配置和操作演示视频，并提供案例视频；</w:t>
+        <w:t xml:space="preserve">：每个项目配操作演示视频，每段不超过</w:t>
+      </w:r>
+      <w:r>
+        <w:t xml:space="preserve"> 10 </w:t>
+      </w:r>
+      <w:r>
+        <w:rPr>
+          <w:rFonts w:hint="eastAsia"/>
+        </w:rPr>
+        <w:t xml:space="preserve">分钟，并提供案例视频；</w:t>
       </w:r>
     </w:p>
     <w:p>
@@ -2749,7 +2853,7 @@
         <w:rPr>
           <w:rFonts w:hint="eastAsia"/>
         </w:rPr>
-        <w:t xml:space="preserve">：每个项目配练习数据集和练习题；</w:t>
+        <w:t xml:space="preserve">：每个项目配样例数据包和操作练习，练习以提交表格为准；</w:t>
       </w:r>
     </w:p>
     <w:p>
@@ -2795,7 +2899,7 @@
         <w:rPr>
           <w:rFonts w:hint="eastAsia"/>
         </w:rPr>
-        <w:t xml:space="preserve">：在线实训任务，学生提交任务单、权限表和验收记录后获得即时反馈；</w:t>
+        <w:t xml:space="preserve">：学生提交任务单、权限表和验收记录后获得即时反馈；</w:t>
       </w:r>
     </w:p>
     <w:p>
@@ -2812,7 +2916,7 @@
           <w:b/>
           <w:bCs/>
         </w:rPr>
-        <w:t xml:space="preserve">项目工单</w:t>
+        <w:t xml:space="preserve">模板资源</w:t>
       </w:r>
       <w:r>
         <w:rPr>
